--- a/研究点一细化大纲改I.docx
+++ b/研究点一细化大纲改I.docx
@@ -3567,7 +3567,7 @@
                 <w:sz w:val="19"/>
                 <w:szCs w:val="19"/>
               </w:rPr>
-              <w:t>优先使用合约源码</w:t>
+              <w:t>优先使用合约源码pragma声明的solc版本，通过solc-select安装和切换，取满足pragma约束的最高已安装版本（避免过低版本编译器输出不完整srcmap、导致CFG节点行号丢失）；若pragma缺失或无法安装，则使用solc0.8.x，并报告因此过滤的样本数量；禁止使用与源码版本明显不兼容的编译器强行解析。</w:t>
             </w:r>
             <w:r>
               <w:rPr>
@@ -3576,7 +3576,6 @@
                 <w:sz w:val="19"/>
                 <w:szCs w:val="19"/>
               </w:rPr>
-              <w:t>pragma</w:t>
             </w:r>
             <w:r>
               <w:rPr>
@@ -3585,7 +3584,6 @@
                 <w:sz w:val="19"/>
                 <w:szCs w:val="19"/>
               </w:rPr>
-              <w:t>声明的</w:t>
             </w:r>
             <w:r>
               <w:rPr>
@@ -3594,7 +3592,6 @@
                 <w:sz w:val="19"/>
                 <w:szCs w:val="19"/>
               </w:rPr>
-              <w:t>solc</w:t>
             </w:r>
             <w:r>
               <w:rPr>
@@ -3603,7 +3600,6 @@
                 <w:sz w:val="19"/>
                 <w:szCs w:val="19"/>
               </w:rPr>
-              <w:t>版本，通过</w:t>
             </w:r>
             <w:r>
               <w:rPr>
@@ -3612,7 +3608,6 @@
                 <w:sz w:val="19"/>
                 <w:szCs w:val="19"/>
               </w:rPr>
-              <w:t>solc-select</w:t>
             </w:r>
             <w:r>
               <w:rPr>
@@ -3621,7 +3616,6 @@
                 <w:sz w:val="19"/>
                 <w:szCs w:val="19"/>
               </w:rPr>
-              <w:t>安装和切换；若</w:t>
             </w:r>
             <w:r>
               <w:rPr>
@@ -3630,7 +3624,6 @@
                 <w:sz w:val="19"/>
                 <w:szCs w:val="19"/>
               </w:rPr>
-              <w:t>pragma</w:t>
             </w:r>
             <w:r>
               <w:rPr>
@@ -3639,7 +3632,6 @@
                 <w:sz w:val="19"/>
                 <w:szCs w:val="19"/>
               </w:rPr>
-              <w:t>缺失或无法安装，则使用</w:t>
             </w:r>
             <w:r>
               <w:rPr>
@@ -3648,7 +3640,6 @@
                 <w:sz w:val="19"/>
                 <w:szCs w:val="19"/>
               </w:rPr>
-              <w:t>solc0.8.x</w:t>
             </w:r>
             <w:r>
               <w:rPr>
@@ -3657,7 +3648,6 @@
                 <w:sz w:val="19"/>
                 <w:szCs w:val="19"/>
               </w:rPr>
-              <w:t>，并报告因此过滤的样本数量；禁止使用与源码版本明显不兼容的编译器强行解析。</w:t>
             </w:r>
           </w:p>
         </w:tc>
@@ -4206,7 +4196,7 @@
                 <w:sz w:val="19"/>
                 <w:szCs w:val="19"/>
               </w:rPr>
-              <w:t>LowLevelCall/Send/Transfer/ExternalCall</w:t>
+              <w:t>Call.value(非0)/Call{value:非0}/HIGH_LEVEL_CALL/指向含此类调用的内部调用→调用点后的状态写入、余额映射、接收方地址；安全判据(CEI)：调用前已写状态且调用后无状态写入才不标记；调用前无写入、调用后才写、跨函数延迟写均标记调用节点及其后续状态写入节点；Send/Transfer仅转发2300gas无法重入，不作为锚点</w:t>
             </w:r>
             <w:r>
               <w:rPr>
@@ -4215,7 +4205,6 @@
                 <w:sz w:val="19"/>
                 <w:szCs w:val="19"/>
               </w:rPr>
-              <w:t>→</w:t>
             </w:r>
             <w:r>
               <w:rPr>
@@ -4224,7 +4213,6 @@
                 <w:sz w:val="19"/>
                 <w:szCs w:val="19"/>
               </w:rPr>
-              <w:t>调用点后的状态写入、余额映射、接收方地址；若外部调用后同一函数内仍存在状态写入，则标记调用节点及其后续状态写入节点</w:t>
             </w:r>
           </w:p>
         </w:tc>
@@ -4300,7 +4288,7 @@
                 <w:sz w:val="19"/>
                 <w:szCs w:val="19"/>
               </w:rPr>
-              <w:t>Binary(+,-,*,/)inunchecked{}→</w:t>
+              <w:t>Binary(+,-,*,/)、复合赋值(+=、-=等)、++/--→操作数、结果、require边界检查；pragma&lt;0.8合约编译器无内置溢出检查，运算全量标记；0.8+合约仅标记unchecked{}块内运算</w:t>
             </w:r>
             <w:r>
               <w:rPr>
@@ -4309,7 +4297,6 @@
                 <w:sz w:val="19"/>
                 <w:szCs w:val="19"/>
               </w:rPr>
-              <w:t>操作数、结果、</w:t>
             </w:r>
             <w:r>
               <w:rPr>
@@ -4318,7 +4305,6 @@
                 <w:sz w:val="19"/>
                 <w:szCs w:val="19"/>
               </w:rPr>
-              <w:t>require</w:t>
             </w:r>
             <w:r>
               <w:rPr>
@@ -4327,7 +4313,6 @@
                 <w:sz w:val="19"/>
                 <w:szCs w:val="19"/>
               </w:rPr>
-              <w:t>边界检查</w:t>
             </w:r>
           </w:p>
         </w:tc>
@@ -4403,7 +4388,7 @@
                 <w:sz w:val="19"/>
                 <w:szCs w:val="19"/>
               </w:rPr>
-              <w:t>Transfer/selfdestruct→msg.sender</w:t>
+              <w:t>tx.origin权限判断（可被钓鱼绕过）、selfdestruct/suicide、向非msg.sender接收方的单参数transfer/send（特权资金外流）→权限状态变量；msg.sender.transfer退款与多参数ERC20代币转账不作为锚点</w:t>
             </w:r>
             <w:r>
               <w:rPr>
@@ -4412,7 +4397,6 @@
                 <w:sz w:val="19"/>
                 <w:szCs w:val="19"/>
               </w:rPr>
-              <w:t>、</w:t>
             </w:r>
             <w:r>
               <w:rPr>
@@ -4421,7 +4405,6 @@
                 <w:sz w:val="19"/>
                 <w:szCs w:val="19"/>
               </w:rPr>
-              <w:t>owner</w:t>
             </w:r>
             <w:r>
               <w:rPr>
@@ -4430,7 +4413,6 @@
                 <w:sz w:val="19"/>
                 <w:szCs w:val="19"/>
               </w:rPr>
-              <w:t>、</w:t>
             </w:r>
             <w:r>
               <w:rPr>
@@ -4439,7 +4421,6 @@
                 <w:sz w:val="19"/>
                 <w:szCs w:val="19"/>
               </w:rPr>
-              <w:t>roles</w:t>
             </w:r>
             <w:r>
               <w:rPr>
@@ -4448,7 +4429,6 @@
                 <w:sz w:val="19"/>
                 <w:szCs w:val="19"/>
               </w:rPr>
-              <w:t>状态变量</w:t>
             </w:r>
           </w:p>
         </w:tc>
@@ -4654,7 +4634,7 @@
                 <w:sz w:val="19"/>
                 <w:szCs w:val="19"/>
               </w:rPr>
-              <w:t>循环体内</w:t>
+              <w:t>四类：①无界循环——仅循环条件节点（IFLOOP；init/step 节点不计）的条件非常量界(如i&lt;numbers、i&lt;_tos.length、while(true)；i&lt;350常量界不算)；②循环内对状态数组的无界增长(push追加或array.length自增)；③向非msg.sender接收方的单参数send(意外revert/退款DoS)；④循环体内ExternalCall→循环变量、数组长度、外部调用返回值检查</w:t>
             </w:r>
             <w:r>
               <w:rPr>
@@ -4663,7 +4643,6 @@
                 <w:sz w:val="19"/>
                 <w:szCs w:val="19"/>
               </w:rPr>
-              <w:t>ExternalCall</w:t>
             </w:r>
             <w:r>
               <w:rPr>
@@ -4672,7 +4651,6 @@
                 <w:sz w:val="19"/>
                 <w:szCs w:val="19"/>
               </w:rPr>
-              <w:t>→循环变量、数组长度、外部调用返回值检查；若循环遍历地址数组或目标地址来自外部输入</w:t>
             </w:r>
             <w:r>
               <w:rPr>
@@ -4681,7 +4659,6 @@
                 <w:sz w:val="19"/>
                 <w:szCs w:val="19"/>
               </w:rPr>
-              <w:t>/</w:t>
             </w:r>
             <w:r>
               <w:rPr>
@@ -4690,7 +4667,6 @@
                 <w:sz w:val="19"/>
                 <w:szCs w:val="19"/>
               </w:rPr>
-              <w:t>状态变量，则标记循环内外部调用节点</w:t>
             </w:r>
           </w:p>
         </w:tc>
@@ -4766,7 +4742,7 @@
                 <w:sz w:val="19"/>
                 <w:szCs w:val="19"/>
               </w:rPr>
-              <w:t>状态写入节点（竞态变量赋值）</w:t>
+              <w:t>状态写入节点（竞态变量赋值）→竞态状态变量、用户提交参数；大小写敏感匹配（局部变量与状态变量同名不同大小写不算）；排除纯字面量RHS(如price=100、address(0))与=now/block.timestamp</w:t>
             </w:r>
             <w:r>
               <w:rPr>
@@ -4775,7 +4751,6 @@
                 <w:sz w:val="19"/>
                 <w:szCs w:val="19"/>
               </w:rPr>
-              <w:t>→</w:t>
             </w:r>
             <w:r>
               <w:rPr>
@@ -4784,7 +4759,6 @@
                 <w:sz w:val="19"/>
                 <w:szCs w:val="19"/>
               </w:rPr>
-              <w:t>竞态状态变量、用户提交参数</w:t>
             </w:r>
           </w:p>
         </w:tc>
@@ -5268,6 +5242,9 @@
           <w:rFonts w:ascii="Times New Roman" w:hAnsi="Times New Roman" w:cs="Times New Roman" w:hint="eastAsia"/>
         </w:rPr>
         <w:t>。</w:t>
+      </w:r>
+      <w:r>
+        <w:t>（边界情形：全 0 时全部保持 0；仅一个节点非 0 时该节点归一化为 1、其余为 0。）</w:t>
       </w:r>
     </w:p>
     <w:p>
